--- a/SK-ART_how-to-jupyterbook_2026-07-05.docx
+++ b/SK-ART_how-to-jupyterbook_2026-07-05.docx
@@ -747,7 +747,7 @@
         <w:t>cd C:\Users\padawan\Documents\GitHub\suspicious-kingfisher</w:t>
       </w:r>
       <w:r>
-        <w:t>-</w:t>
+        <w:t>\</w:t>
       </w:r>
       <w:r>
         <w:t>art</w:t>
